--- a/lessons/4-3/downloads/reveal/teacher/4.3-answer-key.docx
+++ b/lessons/4-3/downloads/reveal/teacher/4.3-answer-key.docx
@@ -24,6 +24,7 @@
       <w:pPr>
         <w:keepNext/>
         <w:spacing w:before="0" w:after="10" w:line="240" w:lineRule="auto"/>
+        <w:outlineLvl w:val="0"/>
       </w:pPr>
       <w:r>
         <w:rPr>
@@ -63,6 +64,7 @@
           <w:tab w:val="right" w:pos="9504"/>
         </w:tabs>
         <w:spacing w:before="90" w:after="50" w:line="240" w:lineRule="auto"/>
+        <w:outlineLvl w:val="1"/>
       </w:pPr>
       <w:r>
         <w:rPr>
@@ -303,7 +305,7 @@
                 <w:sz w:val="17"/>
                 <w:szCs w:val="17"/>
               </w:rPr>
-              <w:t xml:space="preserve">In class, after the lesson. Two pages. The self-check code tells students if they are on track.</w:t>
+              <w:t xml:space="preserve">In class, after the lesson. Two pages: 8 problems, Find the Error, 2 test items. The self-check code tells students if they are on track.</w:t>
             </w:r>
           </w:p>
         </w:tc>
@@ -424,7 +426,7 @@
                 <w:sz w:val="17"/>
                 <w:szCs w:val="17"/>
               </w:rPr>
-              <w:t xml:space="preserve">Homework Packet</w:t>
+              <w:t xml:space="preserve">Teaching Support Guide</w:t>
             </w:r>
           </w:p>
         </w:tc>
@@ -444,7 +446,101 @@
                 <w:sz w:val="17"/>
                 <w:szCs w:val="17"/>
               </w:rPr>
-              <w:t xml:space="preserve">Sheet 1 after Session 1, Sheet 2 after Session 2. Level 1 has the same problems and answers, with a word bank, step frames and larger type for students who need language support.</w:t>
+              <w:t xml:space="preserve">Teacher page: lesson route, what to look for on each exit item, the next prompt, and a fresh check for after reteaching.</w:t>
+            </w:r>
+          </w:p>
+        </w:tc>
+      </w:tr>
+      <w:tr>
+        <w:trPr>
+          <w:cantSplit/>
+        </w:trPr>
+        <w:tc>
+          <w:tcPr>
+            <w:tcW w:w="2600" w:type="dxa"/>
+            <w:shd w:val="clear" w:color="auto" w:fill="F2F4F6"/>
+            <w:vAlign w:val="center"/>
+          </w:tcPr>
+          <w:p>
+            <w:pPr>
+              <w:spacing w:before="0" w:after="0" w:line="252" w:lineRule="auto"/>
+            </w:pPr>
+            <w:r>
+              <w:rPr>
+                <w:rFonts w:ascii="Avenir Next" w:hAnsi="Avenir Next" w:cs="Avenir Next" w:eastAsia="Avenir Next"/>
+                <w:b/>
+                <w:color w:val="1A1A1A"/>
+                <w:sz w:val="17"/>
+                <w:szCs w:val="17"/>
+              </w:rPr>
+              <w:t xml:space="preserve">Explain Your Thinking</w:t>
+            </w:r>
+          </w:p>
+        </w:tc>
+        <w:tc>
+          <w:tcPr>
+            <w:tcW w:w="6904" w:type="dxa"/>
+            <w:vAlign w:val="center"/>
+          </w:tcPr>
+          <w:p>
+            <w:pPr>
+              <w:spacing w:before="0" w:after="0" w:line="252" w:lineRule="auto"/>
+            </w:pPr>
+            <w:r>
+              <w:rPr>
+                <w:rFonts w:ascii="Avenir Next" w:hAnsi="Avenir Next" w:cs="Avenir Next" w:eastAsia="Avenir Next"/>
+                <w:color w:val="1A1A1A"/>
+                <w:sz w:val="17"/>
+                <w:szCs w:val="17"/>
+              </w:rPr>
+              <w:t xml:space="preserve">Optional language support for the Guided Notes “Model, Reason, Explain” page: draw it, talk it, write it.</w:t>
+            </w:r>
+          </w:p>
+        </w:tc>
+      </w:tr>
+      <w:tr>
+        <w:trPr>
+          <w:cantSplit/>
+        </w:trPr>
+        <w:tc>
+          <w:tcPr>
+            <w:tcW w:w="2600" w:type="dxa"/>
+            <w:shd w:val="clear" w:color="auto" w:fill="F2F4F6"/>
+            <w:vAlign w:val="center"/>
+          </w:tcPr>
+          <w:p>
+            <w:pPr>
+              <w:spacing w:before="0" w:after="0" w:line="252" w:lineRule="auto"/>
+            </w:pPr>
+            <w:r>
+              <w:rPr>
+                <w:rFonts w:ascii="Avenir Next" w:hAnsi="Avenir Next" w:cs="Avenir Next" w:eastAsia="Avenir Next"/>
+                <w:b/>
+                <w:color w:val="1A1A1A"/>
+                <w:sz w:val="17"/>
+                <w:szCs w:val="17"/>
+              </w:rPr>
+              <w:t xml:space="preserve">Homework Packet</w:t>
+            </w:r>
+          </w:p>
+        </w:tc>
+        <w:tc>
+          <w:tcPr>
+            <w:tcW w:w="6904" w:type="dxa"/>
+            <w:vAlign w:val="center"/>
+          </w:tcPr>
+          <w:p>
+            <w:pPr>
+              <w:spacing w:before="0" w:after="0" w:line="252" w:lineRule="auto"/>
+            </w:pPr>
+            <w:r>
+              <w:rPr>
+                <w:rFonts w:ascii="Avenir Next" w:hAnsi="Avenir Next" w:cs="Avenir Next" w:eastAsia="Avenir Next"/>
+                <w:color w:val="1A1A1A"/>
+                <w:sz w:val="17"/>
+                <w:szCs w:val="17"/>
+              </w:rPr>
+              <w:t xml:space="preserve">Sheet 1 after Session 1, Sheet 2 after Session 2. Level 1 has the same problems and answers, with a word bank (English and Spanish), step frames on every problem and larger type (12 pt).</w:t>
             </w:r>
           </w:p>
         </w:tc>
@@ -460,6 +556,7 @@
           <w:tab w:val="right" w:pos="9504"/>
         </w:tabs>
         <w:spacing w:before="90" w:after="50" w:line="240" w:lineRule="auto"/>
+        <w:outlineLvl w:val="1"/>
       </w:pPr>
       <w:r>
         <w:rPr>
@@ -793,6 +890,7 @@
           <w:tab w:val="right" w:pos="9504"/>
         </w:tabs>
         <w:spacing w:before="90" w:after="50" w:line="240" w:lineRule="auto"/>
+        <w:outlineLvl w:val="1"/>
       </w:pPr>
       <w:r>
         <w:rPr>
@@ -976,7 +1074,7 @@
                 <w:sz w:val="17"/>
                 <w:szCs w:val="17"/>
               </w:rPr>
-              <w:t xml:space="preserve">Tip Estimate and League Roster. One partner rounds and names the friendly numbers; the other builds the estimate from 10% and says whether it runs high or low. Switch roles with Field Trip Coupon: about 19% of $237 (about $48).</w:t>
+              <w:t xml:space="preserve">Tip Estimate and Can Drive Goal. One partner rounds and names the compatible (friendly) numbers; the other builds the estimate from 10% and says whether it runs high or low. Switch roles with Field Trip Coupon: about 19% of $237 (about $48).</w:t>
             </w:r>
           </w:p>
         </w:tc>
@@ -1110,7 +1208,7 @@
                 <w:sz w:val="17"/>
                 <w:szCs w:val="17"/>
               </w:rPr>
-              <w:t xml:space="preserve">Writing an estimate with “=” and never checking whether it is high or low.</w:t>
+              <w:t xml:space="preserve">Thinking any percent of a number is smaller than the number (140% of 195 estimated below 195).</w:t>
             </w:r>
           </w:p>
         </w:tc>
@@ -1126,6 +1224,7 @@
           <w:tab w:val="right" w:pos="9504"/>
         </w:tabs>
         <w:spacing w:before="90" w:after="50" w:line="240" w:lineRule="auto"/>
+        <w:outlineLvl w:val="1"/>
       </w:pPr>
       <w:r>
         <w:rPr>
@@ -1552,7 +1651,7 @@
                 <w:sz w:val="15"/>
                 <w:szCs w:val="15"/>
               </w:rPr>
-              <w:t xml:space="preserve">6.RP.A.3c</w:t>
+              <w:t xml:space="preserve">6.AT.4</w:t>
             </w:r>
           </w:p>
         </w:tc>
@@ -1706,7 +1805,7 @@
                 <w:sz w:val="15"/>
                 <w:szCs w:val="15"/>
               </w:rPr>
-              <w:t xml:space="preserve">1</w:t>
+              <w:t xml:space="preserve">2</w:t>
             </w:r>
           </w:p>
         </w:tc>
@@ -1842,7 +1941,7 @@
                 <w:sz w:val="15"/>
                 <w:szCs w:val="15"/>
               </w:rPr>
-              <w:t xml:space="preserve">6.RP.A.3c</w:t>
+              <w:t xml:space="preserve">6.AT.4</w:t>
             </w:r>
           </w:p>
         </w:tc>
@@ -1996,7 +2095,7 @@
                 <w:sz w:val="15"/>
                 <w:szCs w:val="15"/>
               </w:rPr>
-              <w:t xml:space="preserve">1</w:t>
+              <w:t xml:space="preserve">2</w:t>
             </w:r>
           </w:p>
         </w:tc>
@@ -2132,7 +2231,7 @@
                 <w:sz w:val="15"/>
                 <w:szCs w:val="15"/>
               </w:rPr>
-              <w:t xml:space="preserve">6.RP.A.3c</w:t>
+              <w:t xml:space="preserve">6.AT.4</w:t>
             </w:r>
           </w:p>
         </w:tc>
@@ -2220,7 +2319,7 @@
                 <w:sz w:val="15"/>
                 <w:szCs w:val="15"/>
               </w:rPr>
-              <w:t xml:space="preserve">1</w:t>
+              <w:t xml:space="preserve">2</w:t>
             </w:r>
           </w:p>
         </w:tc>
@@ -2422,7 +2521,7 @@
                 <w:sz w:val="15"/>
                 <w:szCs w:val="15"/>
               </w:rPr>
-              <w:t xml:space="preserve">6.RP.A.3c</w:t>
+              <w:t xml:space="preserve">6.AT.4</w:t>
             </w:r>
           </w:p>
         </w:tc>
@@ -2510,7 +2609,7 @@
                 <w:sz w:val="15"/>
                 <w:szCs w:val="15"/>
               </w:rPr>
-              <w:t xml:space="preserve">1</w:t>
+              <w:t xml:space="preserve">2</w:t>
             </w:r>
           </w:p>
         </w:tc>
@@ -2696,6 +2795,7 @@
           <w:tab w:val="right" w:pos="9504"/>
         </w:tabs>
         <w:spacing w:before="90" w:after="50" w:line="240" w:lineRule="auto"/>
+        <w:outlineLvl w:val="1"/>
       </w:pPr>
       <w:r>
         <w:rPr>
@@ -2996,7 +3096,7 @@
                 <w:sz w:val="17"/>
                 <w:szCs w:val="17"/>
               </w:rPr>
-              <w:t xml:space="preserve">Find benchmark amounts: 50% is </w:t>
+              <w:t xml:space="preserve">Find benchmark amounts (50% = </w:t>
             </w:r>
             <w:r>
               <w:rPr>
@@ -3015,44 +3115,7 @@
                 <w:sz w:val="17"/>
                 <w:szCs w:val="17"/>
               </w:rPr>
-              <w:t xml:space="preserve"> of the whole, 25% is one fourth, and 10% is the whole ÷ 10.</w:t>
-            </w:r>
-          </w:p>
-          <w:p>
-            <w:pPr>
-              <w:tabs>
-                <w:tab w:val="left" w:pos="284"/>
-              </w:tabs>
-              <w:spacing w:before="0" w:after="16" w:line="250" w:lineRule="auto"/>
-              <w:ind w:left="284" w:hanging="284"/>
-            </w:pPr>
-            <w:r>
-              <w:rPr>
-                <w:rFonts w:ascii="Avenir Next" w:hAnsi="Avenir Next" w:cs="Avenir Next" w:eastAsia="Avenir Next"/>
-                <w:b/>
-                <w:color w:val="003A70"/>
-                <w:sz w:val="17"/>
-                <w:szCs w:val="17"/>
-              </w:rPr>
-              <w:t xml:space="preserve">•</w:t>
-            </w:r>
-            <w:r>
-              <w:rPr>
-                <w:rFonts w:ascii="Avenir Next" w:hAnsi="Avenir Next" w:cs="Avenir Next" w:eastAsia="Avenir Next"/>
-                <w:color w:val="1A1A1A"/>
-                <w:sz w:val="17"/>
-                <w:szCs w:val="17"/>
-              </w:rPr>
-              <w:tab/>
-            </w:r>
-            <w:r>
-              <w:rPr>
-                <w:rFonts w:ascii="Avenir Next" w:hAnsi="Avenir Next" w:cs="Avenir Next" w:eastAsia="Avenir Next"/>
-                <w:color w:val="1A1A1A"/>
-                <w:sz w:val="17"/>
-                <w:szCs w:val="17"/>
-              </w:rPr>
-              <w:t xml:space="preserve">Pick the benchmark amount that is </w:t>
+              <w:t xml:space="preserve">, 25% = one fourth), then pick the one </w:t>
             </w:r>
             <w:r>
               <w:rPr>
@@ -3472,7 +3535,7 @@
                 <w:sz w:val="17"/>
                 <w:szCs w:val="17"/>
               </w:rPr>
-              <w:t xml:space="preserve">a. Pages: 60, 120, 180  b. 118 is close to 120, so about 50%</w:t>
+              <w:t xml:space="preserve">Pages: 60, 120, 180. 118 is close to 120, so about 50%</w:t>
             </w:r>
           </w:p>
           <w:p>
@@ -3620,7 +3683,7 @@
                 <w:sz w:val="17"/>
                 <w:szCs w:val="17"/>
               </w:rPr>
-              <w:t xml:space="preserve">No. 50% of 60 is 30, far from 19. 10% of 60 = 6, so 30% of 60 = 18. 19 is close to 18, so 19 out of 60 is about 30%.</w:t>
+              <w:t xml:space="preserve">No. 50% of 60 is 30, far from 19. 10% of 60 = 6, so 30% of 60 = 3 × 6 = 18. 19 is close to 18, so 19 out of 60 is about 30%. Also accept about 25% with reasoning (25% of 60 = 15, and 19 is between 15 and 30).</w:t>
             </w:r>
           </w:p>
           <w:p>
@@ -3657,7 +3720,7 @@
                 <w:sz w:val="17"/>
                 <w:szCs w:val="17"/>
               </w:rPr>
-              <w:t xml:space="preserve">75% of 80 = 60, and 61 is close to 60, so about 75% are taken.</w:t>
+              <w:t xml:space="preserve">Books: 10, 20, 30. a. Between 75% (30 books) and 100% (40 books)  b. 75%, because 34 is 4 away from 30 but 6 away from 40</w:t>
             </w:r>
           </w:p>
           <w:p>
@@ -3910,7 +3973,7 @@
                 <w:sz w:val="17"/>
                 <w:szCs w:val="17"/>
               </w:rPr>
-              <w:t xml:space="preserve">a. 50%  b. 25%  c. 75%  d. 10%  e. 100%  f. 50%</w:t>
+              <w:t xml:space="preserve">a. 50%  b. 25%  c. 50%  d. 75%  e. 10%  f. 100%</w:t>
             </w:r>
           </w:p>
           <w:p>
@@ -3947,7 +4010,7 @@
                 <w:sz w:val="17"/>
                 <w:szCs w:val="17"/>
               </w:rPr>
-              <w:t xml:space="preserve">a. Pages: 80, 160, 240  b. 162 is close to 160, so about 50%</w:t>
+              <w:t xml:space="preserve">Pages: 80, 160, 240. 162 is close to 160, so about 50%</w:t>
             </w:r>
           </w:p>
           <w:p>
@@ -4095,7 +4158,7 @@
                 <w:sz w:val="17"/>
                 <w:szCs w:val="17"/>
               </w:rPr>
-              <w:t xml:space="preserve">No. 50% of 40 is 20, far from 11. 25% of 40 = 10, and 11 is close to 10, so 11 out of 40 is about 25%.</w:t>
+              <w:t xml:space="preserve">No. 50% of 40 is 20, far from 11. 25% of 40 = 10, and 11 is close to 10, so 11 out of 40 is about 25%. Also accept about 30% with reasoning (10% of 40 = 4, so 30% = 12, and 11 is close to 12).</w:t>
             </w:r>
           </w:p>
           <w:p>
@@ -4132,7 +4195,7 @@
                 <w:sz w:val="17"/>
                 <w:szCs w:val="17"/>
               </w:rPr>
-              <w:t xml:space="preserve">75% of 120 = 90, and 89 is close to 90, so about 75% are taken.</w:t>
+              <w:t xml:space="preserve">Laps: 15, 30, 45. a. Between 50% (30 laps) and 75% (45 laps)  b. 75%, because 41 is 4 away from 45 but 11 away from 30</w:t>
             </w:r>
           </w:p>
           <w:p>
@@ -4342,6 +4405,7 @@
           <w:tab w:val="right" w:pos="9504"/>
         </w:tabs>
         <w:spacing w:before="90" w:after="50" w:line="240" w:lineRule="auto"/>
+        <w:outlineLvl w:val="1"/>
       </w:pPr>
       <w:r>
         <w:rPr>
@@ -4478,7 +4542,7 @@
                 <w:sz w:val="17"/>
                 <w:szCs w:val="17"/>
               </w:rPr>
-              <w:t xml:space="preserve">compatible numbers:  </w:t>
+              <w:t xml:space="preserve">compatible (friendly) numbers:  </w:t>
             </w:r>
             <w:r>
               <w:rPr>
@@ -4596,16 +4660,16 @@
                 <w:sz w:val="17"/>
                 <w:szCs w:val="17"/>
               </w:rPr>
-              <w:t xml:space="preserve">friendly</w:t>
-            </w:r>
-            <w:r>
-              <w:rPr>
-                <w:rFonts w:ascii="Avenir Next" w:hAnsi="Avenir Next" w:cs="Avenir Next" w:eastAsia="Avenir Next"/>
-                <w:color w:val="1A1A1A"/>
-                <w:sz w:val="17"/>
-                <w:szCs w:val="17"/>
-              </w:rPr>
-              <w:t xml:space="preserve"> numbers.</w:t>
+              <w:t xml:space="preserve">compatible</w:t>
+            </w:r>
+            <w:r>
+              <w:rPr>
+                <w:rFonts w:ascii="Avenir Next" w:hAnsi="Avenir Next" w:cs="Avenir Next" w:eastAsia="Avenir Next"/>
+                <w:color w:val="1A1A1A"/>
+                <w:sz w:val="17"/>
+                <w:szCs w:val="17"/>
+              </w:rPr>
+              <w:t xml:space="preserve"> (friendly) numbers.</w:t>
             </w:r>
           </w:p>
           <w:p>
@@ -5118,7 +5182,7 @@
                 <w:sz w:val="17"/>
                 <w:szCs w:val="17"/>
               </w:rPr>
-              <w:t xml:space="preserve">a. 50% of 180 = about 90 lb  b. 10% of 180 = about 18 lb (10% of 200 = 20 lb is also reasonable)</w:t>
+              <w:t xml:space="preserve">a. 50% of 180 = about 90 lb  b. 25% of 180 = about 45 lb  c. 10% + 5% of 180 = 18 + 9 = about 27 lb  d. 10% of 180 = about 18 lb. Check: 90 + 45 + 27 + 18 = 180. Accept other close estimates with reasoning.</w:t>
             </w:r>
           </w:p>
           <w:p>
@@ -5155,7 +5219,7 @@
                 <w:sz w:val="17"/>
                 <w:szCs w:val="17"/>
               </w:rPr>
-              <w:t xml:space="preserve">Round to $60. 10% = $6, 5% = $3, so the tip is about $9.</w:t>
+              <w:t xml:space="preserve">Round to $60. 10% = $6, 5% = $3, so the tip is about $9. Accept other close estimates with reasoning.</w:t>
             </w:r>
           </w:p>
           <w:p>
@@ -5192,7 +5256,7 @@
                 <w:sz w:val="17"/>
                 <w:szCs w:val="17"/>
               </w:rPr>
-              <w:t xml:space="preserve">25% of 600 = 600 ÷ 4 = about 150 players.</w:t>
+              <w:t xml:space="preserve">140% = 100% + 40%. 100% of 200 = 200 and 40% of 200 = 80, so the goal is about 280 cans. It is more than 195 because 140% is more than 100%. Accept other close estimates with reasoning.</w:t>
             </w:r>
           </w:p>
           <w:p>
@@ -5229,7 +5293,7 @@
                 <w:sz w:val="17"/>
                 <w:szCs w:val="17"/>
               </w:rPr>
-              <w:t xml:space="preserve">20% of $240: 10% = $24, so 20% = about $48.</w:t>
+              <w:t xml:space="preserve">20% of $240: 10% = $24, so 20% = about $48. Accept other close estimates with reasoning.</w:t>
             </w:r>
           </w:p>
           <w:p>
@@ -5303,7 +5367,7 @@
                 <w:sz w:val="17"/>
                 <w:szCs w:val="17"/>
               </w:rPr>
-              <w:t xml:space="preserve">75% of 160 = 3 × 40 = about 120 plants. High, because both numbers were rounded up.</w:t>
+              <w:t xml:space="preserve">75% of 160 = 3 × 40 = about 120 plants. High, because both numbers were rounded up. Accept other close estimates with reasoning.</w:t>
             </w:r>
           </w:p>
           <w:p>
@@ -5340,7 +5404,7 @@
                 <w:sz w:val="17"/>
                 <w:szCs w:val="17"/>
               </w:rPr>
-              <w:t xml:space="preserve">a. 10% of $80 = about $8  b. 4 × $8 = about $32  c. $80 − $32 = about $48; a little high, because $78.90 was rounded up to $80</w:t>
+              <w:t xml:space="preserve">a. 10% of $80 = about $8  b. 4 × $8 = about $32  c. $80 − $32 = about $48; a little high, because $78.90 was rounded up to $80. Accept other close estimates with reasoning.</w:t>
             </w:r>
           </w:p>
           <w:p>
@@ -5593,7 +5657,7 @@
                 <w:sz w:val="17"/>
                 <w:szCs w:val="17"/>
               </w:rPr>
-              <w:t xml:space="preserve">a. 50% of 240 = about 120 lb  b. 10% of 240 = about 24 lb</w:t>
+              <w:t xml:space="preserve">a. 50% of 240 = about 120 lb  b. 25% of 240 = about 60 lb  c. 10% + 5% of 240 = 24 + 12 = about 36 lb  d. 10% of 240 = about 24 lb. Check: 120 + 60 + 36 + 24 = 240. Accept other close estimates with reasoning.</w:t>
             </w:r>
           </w:p>
           <w:p>
@@ -5630,7 +5694,7 @@
                 <w:sz w:val="17"/>
                 <w:szCs w:val="17"/>
               </w:rPr>
-              <w:t xml:space="preserve">Round to $50. 10% = $5, 5% = $2.50, so the tip is about $7.50.</w:t>
+              <w:t xml:space="preserve">Round to $50. 10% = $5, 5% = $2.50, so the tip is about $7.50. Accept other close estimates with reasoning.</w:t>
             </w:r>
           </w:p>
           <w:p>
@@ -5667,7 +5731,7 @@
                 <w:sz w:val="17"/>
                 <w:szCs w:val="17"/>
               </w:rPr>
-              <w:t xml:space="preserve">25% of 400 = 400 ÷ 4 = about 100 kittens.</w:t>
+              <w:t xml:space="preserve">130% = 100% + 30%. 100% of 400 = 400 and 30% of 400 = 120, so the goal is about 520 coats. It is more than 410 because 130% is more than 100%. Accept other close estimates with reasoning.</w:t>
             </w:r>
           </w:p>
           <w:p>
@@ -5704,7 +5768,7 @@
                 <w:sz w:val="17"/>
                 <w:szCs w:val="17"/>
               </w:rPr>
-              <w:t xml:space="preserve">20% of $60: 10% = $6, so 20% = about $12.</w:t>
+              <w:t xml:space="preserve">20% of $60: 10% = $6, so 20% = about $12. Accept other close estimates with reasoning.</w:t>
             </w:r>
           </w:p>
           <w:p>
@@ -5778,7 +5842,7 @@
                 <w:sz w:val="17"/>
                 <w:szCs w:val="17"/>
               </w:rPr>
-              <w:t xml:space="preserve">75% of 120 = 3 × 30 = about 90 plants. Low, because both numbers were rounded down.</w:t>
+              <w:t xml:space="preserve">75% of 120 = 3 × 30 = about 90 plants. Low, because both numbers were rounded down. Accept other close estimates with reasoning.</w:t>
             </w:r>
           </w:p>
           <w:p>
@@ -5815,7 +5879,7 @@
                 <w:sz w:val="17"/>
                 <w:szCs w:val="17"/>
               </w:rPr>
-              <w:t xml:space="preserve">a. 10% of $60 = about $6  b. 3 × $6 = about $18  c. $60 − $18 = about $42; a little high, because $59.80 was rounded up to $60</w:t>
+              <w:t xml:space="preserve">a. 10% of $60 = about $6  b. 3 × $6 = about $18  c. $60 − $18 = about $42; a little high, because $59.80 was rounded up to $60. Accept other close estimates with reasoning.</w:t>
             </w:r>
           </w:p>
           <w:p>
@@ -5987,6 +6051,7 @@
           <w:tab w:val="right" w:pos="9504"/>
         </w:tabs>
         <w:spacing w:before="90" w:after="50" w:line="240" w:lineRule="auto"/>
+        <w:outlineLvl w:val="1"/>
       </w:pPr>
       <w:r>
         <w:rPr>
@@ -6176,7 +6241,7 @@
                 <w:sz w:val="17"/>
                 <w:szCs w:val="17"/>
               </w:rPr>
-              <w:t xml:space="preserve">a. $50  b. 20% of 500 = $100, and $96 is close to $100, so about 20%.</w:t>
+              <w:t xml:space="preserve">a. $50  b. 20% of $500 = 2 × $50 = $100, and $96 is close to $100, so about 20%. Also accept about 25% with reasoning ($96 is between 10% = $50 and 25% = $125, and closer to $125).</w:t>
             </w:r>
           </w:p>
           <w:p>
@@ -6558,6 +6623,175 @@
         </w:tc>
       </w:tr>
     </w:tbl>
+    <w:p>
+      <w:pPr>
+        <w:pageBreakBefore/>
+        <w:keepNext/>
+        <w:pBdr>
+          <w:bottom w:val="single" w:sz="8" w:space="3" w:color="003A70"/>
+        </w:pBdr>
+        <w:tabs>
+          <w:tab w:val="right" w:pos="9504"/>
+        </w:tabs>
+        <w:spacing w:before="90" w:after="50" w:line="240" w:lineRule="auto"/>
+        <w:outlineLvl w:val="1"/>
+      </w:pPr>
+      <w:r>
+        <w:rPr>
+          <w:rFonts w:ascii="Avenir Next" w:hAnsi="Avenir Next" w:cs="Avenir Next" w:eastAsia="Avenir Next"/>
+          <w:b/>
+          <w:color w:val="003A70"/>
+          <w:spacing w:val="14"/>
+          <w:sz w:val="19"/>
+          <w:szCs w:val="19"/>
+        </w:rPr>
+        <w:t xml:space="preserve">MODEL, REASON, EXPLAIN  ·  ANSWERS</w:t>
+      </w:r>
+      <w:r>
+        <w:rPr>
+          <w:rFonts w:ascii="Avenir Next" w:hAnsi="Avenir Next" w:cs="Avenir Next" w:eastAsia="Avenir Next"/>
+          <w:color w:val="1A1A1A"/>
+          <w:sz w:val="17"/>
+          <w:szCs w:val="17"/>
+        </w:rPr>
+        <w:tab/>
+      </w:r>
+      <w:r>
+        <w:rPr>
+          <w:rFonts w:ascii="Avenir Next" w:hAnsi="Avenir Next" w:cs="Avenir Next" w:eastAsia="Avenir Next"/>
+          <w:i/>
+          <w:color w:val="5A5F66"/>
+          <w:sz w:val="17"/>
+          <w:szCs w:val="17"/>
+        </w:rPr>
+        <w:t xml:space="preserve">Guided Notes page 3</w:t>
+      </w:r>
+    </w:p>
+    <w:p>
+      <w:pPr>
+        <w:keepNext/>
+        <w:spacing w:before="80" w:after="30" w:line="264" w:lineRule="auto"/>
+      </w:pPr>
+      <w:r>
+        <w:rPr>
+          <w:rFonts w:ascii="Avenir Next" w:hAnsi="Avenir Next" w:cs="Avenir Next" w:eastAsia="Avenir Next"/>
+          <w:b/>
+          <w:color w:val="003A70"/>
+          <w:spacing w:val="12"/>
+          <w:sz w:val="15"/>
+          <w:szCs w:val="15"/>
+        </w:rPr>
+        <w:t xml:space="preserve">SESSION 1  ·  ESTIMATE WITH BENCHMARKS</w:t>
+      </w:r>
+    </w:p>
+    <w:p>
+      <w:pPr>
+        <w:spacing w:before="0" w:after="50" w:line="268" w:lineRule="auto"/>
+      </w:pPr>
+      <w:r>
+        <w:rPr>
+          <w:rFonts w:ascii="Avenir Next" w:hAnsi="Avenir Next" w:cs="Avenir Next" w:eastAsia="Avenir Next"/>
+          <w:color w:val="1A1A1A"/>
+          <w:sz w:val="17"/>
+          <w:szCs w:val="17"/>
+        </w:rPr>
+        <w:t xml:space="preserve">Bar: 30, 60, 90 gallons. a. Between 50% (60 gallons) and 75% (90 gallons); 82 is closer to 90, so about 75%. b. 10% of 120 = 12, so 70% = 7 × 12 = 84 gallons. 82 is close to 84, so about 70% (exact: about 68%). c. I found the benchmark amounts of 120 and compared 82 to them. 70% and 75% are both good estimates when the student names the benchmark amount used.</w:t>
+      </w:r>
+    </w:p>
+    <w:p>
+      <w:pPr>
+        <w:spacing w:before="0" w:after="40" w:line="252" w:lineRule="auto"/>
+      </w:pPr>
+      <w:r>
+        <w:rPr>
+          <w:rFonts w:ascii="Avenir Next" w:hAnsi="Avenir Next" w:cs="Avenir Next" w:eastAsia="Avenir Next"/>
+          <w:b/>
+          <w:color w:val="003A70"/>
+          <w:sz w:val="16"/>
+          <w:szCs w:val="16"/>
+        </w:rPr>
+        <w:t xml:space="preserve">Challenge  </w:t>
+      </w:r>
+      <w:r>
+        <w:rPr>
+          <w:rFonts w:ascii="Avenir Next" w:hAnsi="Avenir Next" w:cs="Avenir Next" w:eastAsia="Avenir Next"/>
+          <w:color w:val="1A1A1A"/>
+          <w:sz w:val="17"/>
+          <w:szCs w:val="17"/>
+        </w:rPr>
+        <w:t xml:space="preserve">82% would mean 82 out of 100, but the whole here is 120, not 100. 82% of 120 is about 98 gallons, much more than 82. 82 is close to 84 = 70% of 120, so the tank is about 70% full.</w:t>
+      </w:r>
+    </w:p>
+    <w:p>
+      <w:pPr>
+        <w:keepNext/>
+        <w:spacing w:before="80" w:after="30" w:line="264" w:lineRule="auto"/>
+      </w:pPr>
+      <w:r>
+        <w:rPr>
+          <w:rFonts w:ascii="Avenir Next" w:hAnsi="Avenir Next" w:cs="Avenir Next" w:eastAsia="Avenir Next"/>
+          <w:b/>
+          <w:color w:val="003A70"/>
+          <w:spacing w:val="12"/>
+          <w:sz w:val="15"/>
+          <w:szCs w:val="15"/>
+        </w:rPr>
+        <w:t xml:space="preserve">SESSION 2  ·  ESTIMATE A PERCENT OF A NUMBER</w:t>
+      </w:r>
+    </w:p>
+    <w:p>
+      <w:pPr>
+        <w:spacing w:before="0" w:after="50" w:line="268" w:lineRule="auto"/>
+      </w:pPr>
+      <w:r>
+        <w:rPr>
+          <w:rFonts w:ascii="Avenir Next" w:hAnsi="Avenir Next" w:cs="Avenir Next" w:eastAsia="Avenir Next"/>
+          <w:color w:val="1A1A1A"/>
+          <w:sz w:val="17"/>
+          <w:szCs w:val="17"/>
+        </w:rPr>
+        <w:t xml:space="preserve">a. 600 ÷ 4 = about 150 tickets. b. 560 ÷ 4 = about 140 tickets. c. 150 is closer (exact: about 153), because 600 is closer to 588 than 560 is, and 26% is close to 25%. Both are reasonable estimates; give credit for the compatible numbers and the reasoning.</w:t>
+      </w:r>
+    </w:p>
+    <w:p>
+      <w:pPr>
+        <w:spacing w:before="0" w:after="40" w:line="252" w:lineRule="auto"/>
+      </w:pPr>
+      <w:r>
+        <w:rPr>
+          <w:rFonts w:ascii="Avenir Next" w:hAnsi="Avenir Next" w:cs="Avenir Next" w:eastAsia="Avenir Next"/>
+          <w:b/>
+          <w:color w:val="003A70"/>
+          <w:sz w:val="16"/>
+          <w:szCs w:val="16"/>
+        </w:rPr>
+        <w:t xml:space="preserve">Challenge  </w:t>
+      </w:r>
+      <w:r>
+        <w:rPr>
+          <w:rFonts w:ascii="Avenir Next" w:hAnsi="Avenir Next" w:cs="Avenir Next" w:eastAsia="Avenir Next"/>
+          <w:color w:val="1A1A1A"/>
+          <w:sz w:val="17"/>
+          <w:szCs w:val="17"/>
+        </w:rPr>
+        <w:t xml:space="preserve">150% is more than the whole (100%), so the answer must be more than 58. Round to 60: 100% of 60 = 60 and 50% of 60 = 30, so 150% of 60 = 60 + 30 = 90. 150% of 58 is about 90. 30 is only 50%.</w:t>
+      </w:r>
+    </w:p>
+    <w:p>
+      <w:pPr>
+        <w:spacing w:before="40" w:after="0" w:line="264" w:lineRule="auto"/>
+      </w:pPr>
+      <w:r>
+        <w:rPr>
+          <w:rFonts w:ascii="Avenir Next" w:hAnsi="Avenir Next" w:cs="Avenir Next" w:eastAsia="Avenir Next"/>
+          <w:i/>
+          <w:color w:val="5A5F66"/>
+          <w:sz w:val="15"/>
+          <w:szCs w:val="15"/>
+        </w:rPr>
+        <w:t xml:space="preserve">Score each task 0–3: 1 for a model that fits the numbers, 1 for correct math with units, 1 for an explanation that matches the model.</w:t>
+      </w:r>
+    </w:p>
     <w:p>
       <w:pPr>
         <w:spacing w:before="0" w:after="0" w:line="20" w:lineRule="exact"/>
